--- a/results/manuscript/biostatistics_submission/biostatistics_supplementary_v3.docx
+++ b/results/manuscript/biostatistics_submission/biostatistics_supplementary_v3.docx
@@ -2054,7 +2054,7 @@
           </w:tcPr>
           <w:p>
             <w:r>
-              <w:t>Within-stratum homogeneity indicator</w:t>
+              <w:t>Proportion of total CATE variance explained by the stratification</w:t>
             </w:r>
           </w:p>
         </w:tc>
